--- a/downloads/2026_1회_프로그래밍.docx
+++ b/downloads/2026_1회_프로그래밍.docx
@@ -4,29 +4,10 @@
   <w:body>
     <w:p>
       <w:pPr>
-        <w:pStyle w:val="FirstParagraph"/>
+        <w:pStyle w:val="3"/>
       </w:pPr>
       <w:bookmarkStart w:id="0" w:name="년-1회차-복원-유형-기반-시험지"/>
-      <w:r>
-        <w:t>이름</w:t>
-      </w:r>
-      <w:r>
-        <w:t>: ____________________</w:t>
-      </w:r>
       <w:bookmarkStart w:id="1" w:name="c"/>
-    </w:p>
-    <w:p>
-      <w:pPr>
-        <w:pStyle w:val="a0"/>
-        <w:rPr>
-          <w:lang w:eastAsia="ko-KR"/>
-        </w:rPr>
-      </w:pPr>
-    </w:p>
-    <w:p>
-      <w:pPr>
-        <w:pStyle w:val="3"/>
-      </w:pPr>
       <w:bookmarkStart w:id="2" w:name="배열과-포인터-매개변수"/>
       <w:r>
         <w:t xml:space="preserve">1. </w:t>
@@ -9035,7 +9016,7 @@
         <w:numRestart w:val="eachSect"/>
       </w:footnotePr>
       <w:pgSz w:w="11906" w:h="16838" w:code="9"/>
-      <w:pgMar w:top="720" w:right="720" w:bottom="720" w:left="720" w:header="720" w:footer="720" w:gutter="0"/>
+      <w:pgMar w:top="1440" w:right="1080" w:bottom="1440" w:left="1080" w:header="720" w:footer="720" w:gutter="0"/>
       <w:cols w:space="720"/>
       <w:docGrid w:linePitch="326"/>
     </w:sectPr>
